--- a/clients/isi/me_ec/reports/ISI - ME EC Patch Activity - 2026-02.docx
+++ b/clients/isi/me_ec/reports/ISI - ME EC Patch Activity - 2026-02.docx
@@ -351,52 +351,6 @@
                 <w:color w:val="006DB6"/>
                 <w:sz w:val="48"/>
               </w:rPr>
-              <w:t>30</w:t>
-            </w:r>
-          </w:p>
-          <w:p>
-            <w:pPr>
-              <w:spacing w:before="0" w:after="240"/>
-              <w:jc w:val="center"/>
-            </w:pPr>
-            <w:r>
-              <w:rPr>
-                <w:rFonts w:ascii="Open Sans" w:hAnsi="Open Sans"/>
-                <w:b w:val="0"/>
-                <w:i w:val="0"/>
-                <w:color w:val="59595B"/>
-                <w:sz w:val="20"/>
-              </w:rPr>
-              <w:t>Patches installed</w:t>
-            </w:r>
-          </w:p>
-        </w:tc>
-        <w:tc>
-          <w:tcPr>
-            <w:tcW w:type="dxa" w:w="2340"/>
-            <w:shd w:val="clear" w:color="auto" w:fill="F8F9FA"/>
-            <w:tcBorders>
-              <w:top w:val="nil"/>
-              <w:left w:val="nil"/>
-              <w:bottom w:val="nil"/>
-              <w:right w:val="nil"/>
-              <w:insideH w:val="nil"/>
-              <w:insideV w:val="nil"/>
-            </w:tcBorders>
-          </w:tcPr>
-          <w:p>
-            <w:pPr>
-              <w:spacing w:before="240" w:after="0"/>
-              <w:jc w:val="center"/>
-            </w:pPr>
-            <w:r>
-              <w:rPr>
-                <w:rFonts w:ascii="Open Sans" w:hAnsi="Open Sans"/>
-                <w:b/>
-                <w:i w:val="0"/>
-                <w:color w:val="28A745"/>
-                <w:sz w:val="48"/>
-              </w:rPr>
               <w:t>29</w:t>
             </w:r>
           </w:p>
@@ -413,53 +367,7 @@
                 <w:color w:val="59595B"/>
                 <w:sz w:val="20"/>
               </w:rPr>
-              <w:t>Succeeded</w:t>
-            </w:r>
-          </w:p>
-        </w:tc>
-        <w:tc>
-          <w:tcPr>
-            <w:tcW w:type="dxa" w:w="2340"/>
-            <w:shd w:val="clear" w:color="auto" w:fill="F8F9FA"/>
-            <w:tcBorders>
-              <w:top w:val="nil"/>
-              <w:left w:val="nil"/>
-              <w:bottom w:val="nil"/>
-              <w:right w:val="nil"/>
-              <w:insideH w:val="nil"/>
-              <w:insideV w:val="nil"/>
-            </w:tcBorders>
-          </w:tcPr>
-          <w:p>
-            <w:pPr>
-              <w:spacing w:before="240" w:after="0"/>
-              <w:jc w:val="center"/>
-            </w:pPr>
-            <w:r>
-              <w:rPr>
-                <w:rFonts w:ascii="Open Sans" w:hAnsi="Open Sans"/>
-                <w:b/>
-                <w:i w:val="0"/>
-                <w:color w:val="CC0000"/>
-                <w:sz w:val="48"/>
-              </w:rPr>
-              <w:t>1</w:t>
-            </w:r>
-          </w:p>
-          <w:p>
-            <w:pPr>
-              <w:spacing w:before="0" w:after="240"/>
-              <w:jc w:val="center"/>
-            </w:pPr>
-            <w:r>
-              <w:rPr>
-                <w:rFonts w:ascii="Open Sans" w:hAnsi="Open Sans"/>
-                <w:b w:val="0"/>
-                <w:i w:val="0"/>
-                <w:color w:val="59595B"/>
-                <w:sz w:val="20"/>
-              </w:rPr>
-              <w:t>Errored</w:t>
+              <w:t>Patches deployed</w:t>
             </w:r>
           </w:p>
         </w:tc>
@@ -509,6 +417,98 @@
             </w:r>
           </w:p>
         </w:tc>
+        <w:tc>
+          <w:tcPr>
+            <w:tcW w:type="dxa" w:w="2340"/>
+            <w:shd w:val="clear" w:color="auto" w:fill="F8F9FA"/>
+            <w:tcBorders>
+              <w:top w:val="nil"/>
+              <w:left w:val="nil"/>
+              <w:bottom w:val="nil"/>
+              <w:right w:val="nil"/>
+              <w:insideH w:val="nil"/>
+              <w:insideV w:val="nil"/>
+            </w:tcBorders>
+          </w:tcPr>
+          <w:p>
+            <w:pPr>
+              <w:spacing w:before="240" w:after="0"/>
+              <w:jc w:val="center"/>
+            </w:pPr>
+            <w:r>
+              <w:rPr>
+                <w:rFonts w:ascii="Open Sans" w:hAnsi="Open Sans"/>
+                <w:b/>
+                <w:i w:val="0"/>
+                <w:color w:val="F67D4B"/>
+                <w:sz w:val="48"/>
+              </w:rPr>
+              <w:t>0</w:t>
+            </w:r>
+          </w:p>
+          <w:p>
+            <w:pPr>
+              <w:spacing w:before="0" w:after="240"/>
+              <w:jc w:val="center"/>
+            </w:pPr>
+            <w:r>
+              <w:rPr>
+                <w:rFonts w:ascii="Open Sans" w:hAnsi="Open Sans"/>
+                <w:b w:val="0"/>
+                <w:i w:val="0"/>
+                <w:color w:val="59595B"/>
+                <w:sz w:val="20"/>
+              </w:rPr>
+              <w:t>Critical patches deployed</w:t>
+            </w:r>
+          </w:p>
+        </w:tc>
+        <w:tc>
+          <w:tcPr>
+            <w:tcW w:type="dxa" w:w="2340"/>
+            <w:shd w:val="clear" w:color="auto" w:fill="F8F9FA"/>
+            <w:tcBorders>
+              <w:top w:val="nil"/>
+              <w:left w:val="nil"/>
+              <w:bottom w:val="nil"/>
+              <w:right w:val="nil"/>
+              <w:insideH w:val="nil"/>
+              <w:insideV w:val="nil"/>
+            </w:tcBorders>
+          </w:tcPr>
+          <w:p>
+            <w:pPr>
+              <w:spacing w:before="240" w:after="0"/>
+              <w:jc w:val="center"/>
+            </w:pPr>
+            <w:r>
+              <w:rPr>
+                <w:rFonts w:ascii="Open Sans" w:hAnsi="Open Sans"/>
+                <w:b/>
+                <w:i w:val="0"/>
+                <w:color w:val="28A745"/>
+                <w:sz w:val="48"/>
+              </w:rPr>
+              <w:t>0</w:t>
+            </w:r>
+          </w:p>
+          <w:p>
+            <w:pPr>
+              <w:spacing w:before="0" w:after="240"/>
+              <w:jc w:val="center"/>
+            </w:pPr>
+            <w:r>
+              <w:rPr>
+                <w:rFonts w:ascii="Open Sans" w:hAnsi="Open Sans"/>
+                <w:b w:val="0"/>
+                <w:i w:val="0"/>
+                <w:color w:val="59595B"/>
+                <w:sz w:val="20"/>
+              </w:rPr>
+              <w:t>Hands-on remediations</w:t>
+            </w:r>
+          </w:p>
+        </w:tc>
       </w:tr>
     </w:tbl>
     <w:p>
@@ -523,7 +523,7 @@
           <w:color w:val="59595B"/>
           <w:sz w:val="22"/>
         </w:rPr>
-        <w:t>During February 2026, Technijian's automated patch deployment installed 30 patches across 7 ISI endpoints. The deployment success rate was 96.7% (29 succeeded / 1 errored). Errored patches remain in the missing-patch queue and will automatically retry during the next scheduled patch window.</w:t>
+        <w:t>During February 2026, Technijian deployed 29 patches across 7 ISI endpoints — 29 via the automated patch pipeline and 0 delivered hands-on by Technijian's tech team. 0 of those addressed Critical-severity vulnerabilities. The automated patch infrastructure ran on schedule, and any endpoints that needed extra attention were picked up by our techs and installed manually within the same window.</w:t>
       </w:r>
     </w:p>
     <w:tbl>
@@ -3571,12 +3571,27 @@
                 <w:color w:val="006DB6"/>
                 <w:sz w:val="28"/>
               </w:rPr>
-              <w:t xml:space="preserve">  Patches Installed</w:t>
+              <w:t xml:space="preserve">  Automated Patch Deployments</w:t>
             </w:r>
           </w:p>
         </w:tc>
       </w:tr>
     </w:tbl>
+    <w:p>
+      <w:pPr>
+        <w:spacing w:after="160"/>
+      </w:pPr>
+      <w:r>
+        <w:rPr>
+          <w:rFonts w:ascii="Open Sans" w:hAnsi="Open Sans"/>
+          <w:b w:val="0"/>
+          <w:i w:val="0"/>
+          <w:color w:val="59595B"/>
+          <w:sz w:val="22"/>
+        </w:rPr>
+        <w:t>22 unique patches were deployed this month by the automated patch pipeline, ranked by number of endpoints that received each patch.</w:t>
+      </w:r>
+    </w:p>
     <w:tbl>
       <w:tblPr>
         <w:tblW w:type="auto" w:w="0"/>
@@ -4904,7 +4919,101 @@
                 <w:color w:val="006DB6"/>
                 <w:sz w:val="28"/>
               </w:rPr>
-              <w:t xml:space="preserve">  Failed Installs</w:t>
+              <w:t xml:space="preserve">  Manual Installations by Technijian</w:t>
+            </w:r>
+          </w:p>
+        </w:tc>
+      </w:tr>
+    </w:tbl>
+    <w:tbl>
+      <w:tblPr>
+        <w:tblW w:type="auto" w:w="0"/>
+        <w:tblLook w:firstColumn="1" w:firstRow="1" w:lastColumn="0" w:lastRow="0" w:noHBand="0" w:noVBand="1" w:val="04A0"/>
+      </w:tblPr>
+      <w:tblGrid>
+        <w:gridCol w:w="9360"/>
+      </w:tblGrid>
+      <w:tr>
+        <w:tc>
+          <w:tcPr>
+            <w:tcW w:type="dxa" w:w="9360"/>
+            <w:shd w:val="clear" w:color="auto" w:fill="E9F7EE"/>
+            <w:tcBorders>
+              <w:top w:val="single" w:sz="12" w:color="28A745"/>
+              <w:left w:val="single" w:sz="12" w:color="28A745"/>
+              <w:bottom w:val="single" w:sz="12" w:color="28A745"/>
+              <w:right w:val="single" w:sz="12" w:color="28A745"/>
+            </w:tcBorders>
+          </w:tcPr>
+          <w:p>
+            <w:pPr>
+              <w:spacing w:before="120" w:after="120"/>
+            </w:pPr>
+            <w:r>
+              <w:rPr>
+                <w:rFonts w:ascii="Open Sans" w:hAnsi="Open Sans"/>
+                <w:b w:val="0"/>
+                <w:i w:val="0"/>
+                <w:color w:val="1A1A2E"/>
+                <w:sz w:val="22"/>
+              </w:rPr>
+              <w:t>All scheduled patches were deployed cleanly by the automated pipeline — no hands-on installation by Technijian's tech team was required this month.</w:t>
+            </w:r>
+          </w:p>
+        </w:tc>
+      </w:tr>
+    </w:tbl>
+    <w:tbl>
+      <w:tblPr>
+        <w:tblW w:type="auto" w:w="0"/>
+        <w:tblLayout w:type="fixed"/>
+        <w:tblLook w:firstColumn="1" w:firstRow="1" w:lastColumn="0" w:lastRow="0" w:noHBand="0" w:noVBand="1" w:val="04A0"/>
+      </w:tblPr>
+      <w:tblGrid>
+        <w:gridCol w:w="94"/>
+        <w:gridCol w:w="8976"/>
+      </w:tblGrid>
+      <w:tr>
+        <w:tc>
+          <w:tcPr>
+            <w:tcW w:type="dxa" w:w="94"/>
+            <w:shd w:val="clear" w:color="auto" w:fill="006DB6"/>
+            <w:tcBorders>
+              <w:top w:val="nil"/>
+              <w:left w:val="nil"/>
+              <w:bottom w:val="nil"/>
+              <w:right w:val="nil"/>
+              <w:insideH w:val="nil"/>
+              <w:insideV w:val="nil"/>
+            </w:tcBorders>
+          </w:tcPr>
+          <w:p/>
+        </w:tc>
+        <w:tc>
+          <w:tcPr>
+            <w:tcW w:type="dxa" w:w="8976"/>
+            <w:tcBorders>
+              <w:top w:val="nil"/>
+              <w:left w:val="nil"/>
+              <w:bottom w:val="nil"/>
+              <w:right w:val="nil"/>
+              <w:insideH w:val="nil"/>
+              <w:insideV w:val="nil"/>
+            </w:tcBorders>
+          </w:tcPr>
+          <w:p>
+            <w:pPr>
+              <w:spacing w:before="80" w:after="80"/>
+            </w:pPr>
+            <w:r>
+              <w:rPr>
+                <w:rFonts w:ascii="Open Sans" w:hAnsi="Open Sans"/>
+                <w:b/>
+                <w:i w:val="0"/>
+                <w:color w:val="006DB6"/>
+                <w:sz w:val="28"/>
+              </w:rPr>
+              <w:t xml:space="preserve">  What Technijian Did For You</w:t>
             </w:r>
           </w:p>
         </w:tc>
@@ -4912,8 +5021,19 @@
     </w:tbl>
     <w:p>
       <w:pPr>
-        <w:spacing w:after="160"/>
+        <w:pStyle w:val="ListBullet"/>
+        <w:spacing w:after="80"/>
       </w:pPr>
+      <w:r>
+        <w:rPr>
+          <w:rFonts w:ascii="Open Sans" w:hAnsi="Open Sans"/>
+          <w:b/>
+          <w:i w:val="0"/>
+          <w:color w:val="1A1A2E"/>
+          <w:sz w:val="22"/>
+        </w:rPr>
+        <w:t xml:space="preserve">Deployed 29 security and feature patches </w:t>
+      </w:r>
       <w:r>
         <w:rPr>
           <w:rFonts w:ascii="Open Sans" w:hAnsi="Open Sans"/>
@@ -4922,7 +5042,111 @@
           <w:color w:val="59595B"/>
           <w:sz w:val="22"/>
         </w:rPr>
-        <w:t>1 patch deployment(s) failed during this month's windows. Failed patches stay in the missing-patch queue and Endpoint Central will automatically retry them during the next scheduled window. Persistent failures (same KB failing three or more windows in a row) should be escalated to India tech support for manual installation.</w:t>
+        <w:t>across 7 of your endpoints during February 2026, keeping your fleet aligned with vendor security baselines.</w:t>
+      </w:r>
+    </w:p>
+    <w:p>
+      <w:pPr>
+        <w:pStyle w:val="ListBullet"/>
+        <w:spacing w:after="80"/>
+      </w:pPr>
+      <w:r>
+        <w:rPr>
+          <w:rFonts w:ascii="Open Sans" w:hAnsi="Open Sans"/>
+          <w:b/>
+          <w:i w:val="0"/>
+          <w:color w:val="1A1A2E"/>
+          <w:sz w:val="22"/>
+        </w:rPr>
+        <w:t xml:space="preserve">Closed 6 Important-severity vulnerabilities </w:t>
+      </w:r>
+      <w:r>
+        <w:rPr>
+          <w:rFonts w:ascii="Open Sans" w:hAnsi="Open Sans"/>
+          <w:b w:val="0"/>
+          <w:i w:val="0"/>
+          <w:color w:val="59595B"/>
+          <w:sz w:val="22"/>
+        </w:rPr>
+        <w:t>as part of the same deployment cycle.</w:t>
+      </w:r>
+    </w:p>
+    <w:p>
+      <w:pPr>
+        <w:pStyle w:val="ListBullet"/>
+        <w:spacing w:after="80"/>
+      </w:pPr>
+      <w:r>
+        <w:rPr>
+          <w:rFonts w:ascii="Open Sans" w:hAnsi="Open Sans"/>
+          <w:b/>
+          <w:i w:val="0"/>
+          <w:color w:val="1A1A2E"/>
+          <w:sz w:val="22"/>
+        </w:rPr>
+        <w:t xml:space="preserve">Coordinated patches across 7 different software vendors </w:t>
+      </w:r>
+      <w:r>
+        <w:rPr>
+          <w:rFonts w:ascii="Open Sans" w:hAnsi="Open Sans"/>
+          <w:b w:val="0"/>
+          <w:i w:val="0"/>
+          <w:color w:val="59595B"/>
+          <w:sz w:val="22"/>
+        </w:rPr>
+        <w:t>(Microsoft, Adobe, browser makers, and others) so your team doesn't have to track each vendor's release calendar.</w:t>
+      </w:r>
+    </w:p>
+    <w:p>
+      <w:pPr>
+        <w:pStyle w:val="ListBullet"/>
+        <w:spacing w:after="80"/>
+      </w:pPr>
+      <w:r>
+        <w:rPr>
+          <w:rFonts w:ascii="Open Sans" w:hAnsi="Open Sans"/>
+          <w:b/>
+          <w:i w:val="0"/>
+          <w:color w:val="1A1A2E"/>
+          <w:sz w:val="22"/>
+        </w:rPr>
+        <w:t xml:space="preserve">Maintained the scheduled patch window: </w:t>
+      </w:r>
+      <w:r>
+        <w:rPr>
+          <w:rFonts w:ascii="Open Sans" w:hAnsi="Open Sans"/>
+          <w:b w:val="0"/>
+          <w:i w:val="0"/>
+          <w:color w:val="59595B"/>
+          <w:sz w:val="22"/>
+        </w:rPr>
+        <w:t>20:59-02:00 on Fri,Sat (every week). Endpoints powered on during the window received their patches with no user interaction required.</w:t>
+      </w:r>
+    </w:p>
+    <w:p>
+      <w:pPr>
+        <w:pStyle w:val="ListBullet"/>
+        <w:spacing w:after="80"/>
+      </w:pPr>
+      <w:r>
+        <w:rPr>
+          <w:rFonts w:ascii="Open Sans" w:hAnsi="Open Sans"/>
+          <w:b/>
+          <w:i w:val="0"/>
+          <w:color w:val="1A1A2E"/>
+          <w:sz w:val="22"/>
+        </w:rPr>
+        <w:t xml:space="preserve">Monitored the patch infrastructure 24×7: </w:t>
+      </w:r>
+      <w:r>
+        <w:rPr>
+          <w:rFonts w:ascii="Open Sans" w:hAnsi="Open Sans"/>
+          <w:b w:val="0"/>
+          <w:i w:val="0"/>
+          <w:color w:val="59595B"/>
+          <w:sz w:val="22"/>
+        </w:rPr>
+        <w:t>patch scan health, deployment status, distribution server connectivity, and endpoint check-in were all under continuous monitoring throughout the month.</w:t>
       </w:r>
     </w:p>
     <w:tbl>
@@ -4932,282 +5156,81 @@
         <w:tblLook w:firstColumn="1" w:firstRow="1" w:lastColumn="0" w:lastRow="0" w:noHBand="0" w:noVBand="1" w:val="04A0"/>
       </w:tblPr>
       <w:tblGrid>
-        <w:gridCol w:w="1872"/>
-        <w:gridCol w:w="1872"/>
-        <w:gridCol w:w="1872"/>
-        <w:gridCol w:w="1872"/>
-        <w:gridCol w:w="1872"/>
+        <w:gridCol w:w="94"/>
+        <w:gridCol w:w="8976"/>
       </w:tblGrid>
       <w:tr>
         <w:tc>
           <w:tcPr>
-            <w:tcW w:type="dxa" w:w="2016"/>
+            <w:tcW w:type="dxa" w:w="94"/>
             <w:shd w:val="clear" w:color="auto" w:fill="006DB6"/>
             <w:tcBorders>
-              <w:top w:val="single" w:sz="4" w:color="E9ECEF"/>
-              <w:left w:val="single" w:sz="4" w:color="E9ECEF"/>
-              <w:bottom w:val="single" w:sz="4" w:color="E9ECEF"/>
-              <w:right w:val="single" w:sz="4" w:color="E9ECEF"/>
+              <w:top w:val="nil"/>
+              <w:left w:val="nil"/>
+              <w:bottom w:val="nil"/>
+              <w:right w:val="nil"/>
+              <w:insideH w:val="nil"/>
+              <w:insideV w:val="nil"/>
+            </w:tcBorders>
+          </w:tcPr>
+          <w:p/>
+        </w:tc>
+        <w:tc>
+          <w:tcPr>
+            <w:tcW w:type="dxa" w:w="8976"/>
+            <w:tcBorders>
+              <w:top w:val="nil"/>
+              <w:left w:val="nil"/>
+              <w:bottom w:val="nil"/>
+              <w:right w:val="nil"/>
+              <w:insideH w:val="nil"/>
+              <w:insideV w:val="nil"/>
             </w:tcBorders>
           </w:tcPr>
           <w:p>
             <w:pPr>
-              <w:spacing w:before="40" w:after="40"/>
+              <w:spacing w:before="80" w:after="80"/>
             </w:pPr>
             <w:r>
               <w:rPr>
                 <w:rFonts w:ascii="Open Sans" w:hAnsi="Open Sans"/>
                 <w:b/>
                 <w:i w:val="0"/>
-                <w:color w:val="FFFFFF"/>
-                <w:sz w:val="20"/>
+                <w:color w:val="006DB6"/>
+                <w:sz w:val="28"/>
               </w:rPr>
-              <w:t>Machine</w:t>
-            </w:r>
-          </w:p>
-        </w:tc>
-        <w:tc>
-          <w:tcPr>
-            <w:tcW w:type="dxa" w:w="3456"/>
-            <w:shd w:val="clear" w:color="auto" w:fill="006DB6"/>
-            <w:tcBorders>
-              <w:top w:val="single" w:sz="4" w:color="E9ECEF"/>
-              <w:left w:val="single" w:sz="4" w:color="E9ECEF"/>
-              <w:bottom w:val="single" w:sz="4" w:color="E9ECEF"/>
-              <w:right w:val="single" w:sz="4" w:color="E9ECEF"/>
-            </w:tcBorders>
-          </w:tcPr>
-          <w:p>
-            <w:pPr>
-              <w:spacing w:before="40" w:after="40"/>
-            </w:pPr>
-            <w:r>
-              <w:rPr>
-                <w:rFonts w:ascii="Open Sans" w:hAnsi="Open Sans"/>
-                <w:b/>
-                <w:i w:val="0"/>
-                <w:color w:val="FFFFFF"/>
-                <w:sz w:val="20"/>
-              </w:rPr>
-              <w:t>Patch</w:t>
-            </w:r>
-          </w:p>
-        </w:tc>
-        <w:tc>
-          <w:tcPr>
-            <w:tcW w:type="dxa" w:w="1152"/>
-            <w:shd w:val="clear" w:color="auto" w:fill="006DB6"/>
-            <w:tcBorders>
-              <w:top w:val="single" w:sz="4" w:color="E9ECEF"/>
-              <w:left w:val="single" w:sz="4" w:color="E9ECEF"/>
-              <w:bottom w:val="single" w:sz="4" w:color="E9ECEF"/>
-              <w:right w:val="single" w:sz="4" w:color="E9ECEF"/>
-            </w:tcBorders>
-          </w:tcPr>
-          <w:p>
-            <w:pPr>
-              <w:spacing w:before="40" w:after="40"/>
-            </w:pPr>
-            <w:r>
-              <w:rPr>
-                <w:rFonts w:ascii="Open Sans" w:hAnsi="Open Sans"/>
-                <w:b/>
-                <w:i w:val="0"/>
-                <w:color w:val="FFFFFF"/>
-                <w:sz w:val="20"/>
-              </w:rPr>
-              <w:t>Severity</w:t>
-            </w:r>
-          </w:p>
-        </w:tc>
-        <w:tc>
-          <w:tcPr>
-            <w:tcW w:type="dxa" w:w="864"/>
-            <w:shd w:val="clear" w:color="auto" w:fill="006DB6"/>
-            <w:tcBorders>
-              <w:top w:val="single" w:sz="4" w:color="E9ECEF"/>
-              <w:left w:val="single" w:sz="4" w:color="E9ECEF"/>
-              <w:bottom w:val="single" w:sz="4" w:color="E9ECEF"/>
-              <w:right w:val="single" w:sz="4" w:color="E9ECEF"/>
-            </w:tcBorders>
-          </w:tcPr>
-          <w:p>
-            <w:pPr>
-              <w:spacing w:before="40" w:after="40"/>
-            </w:pPr>
-            <w:r>
-              <w:rPr>
-                <w:rFonts w:ascii="Open Sans" w:hAnsi="Open Sans"/>
-                <w:b/>
-                <w:i w:val="0"/>
-                <w:color w:val="FFFFFF"/>
-                <w:sz w:val="20"/>
-              </w:rPr>
-              <w:t>Error</w:t>
-            </w:r>
-          </w:p>
-        </w:tc>
-        <w:tc>
-          <w:tcPr>
-            <w:tcW w:type="dxa" w:w="1872"/>
-            <w:shd w:val="clear" w:color="auto" w:fill="006DB6"/>
-            <w:tcBorders>
-              <w:top w:val="single" w:sz="4" w:color="E9ECEF"/>
-              <w:left w:val="single" w:sz="4" w:color="E9ECEF"/>
-              <w:bottom w:val="single" w:sz="4" w:color="E9ECEF"/>
-              <w:right w:val="single" w:sz="4" w:color="E9ECEF"/>
-            </w:tcBorders>
-          </w:tcPr>
-          <w:p>
-            <w:pPr>
-              <w:spacing w:before="40" w:after="40"/>
-            </w:pPr>
-            <w:r>
-              <w:rPr>
-                <w:rFonts w:ascii="Open Sans" w:hAnsi="Open Sans"/>
-                <w:b/>
-                <w:i w:val="0"/>
-                <w:color w:val="FFFFFF"/>
-                <w:sz w:val="20"/>
-              </w:rPr>
-              <w:t>Time (UTC)</w:t>
-            </w:r>
-          </w:p>
-        </w:tc>
-      </w:tr>
-      <w:tr>
-        <w:tc>
-          <w:tcPr>
-            <w:tcW w:type="dxa" w:w="2016"/>
-            <w:tcBorders>
-              <w:top w:val="single" w:sz="4" w:color="E9ECEF"/>
-              <w:left w:val="single" w:sz="4" w:color="E9ECEF"/>
-              <w:bottom w:val="single" w:sz="4" w:color="E9ECEF"/>
-              <w:right w:val="single" w:sz="4" w:color="E9ECEF"/>
-            </w:tcBorders>
-          </w:tcPr>
-          <w:p>
-            <w:pPr>
-              <w:spacing w:before="40" w:after="40"/>
-            </w:pPr>
-            <w:r>
-              <w:rPr>
-                <w:rFonts w:ascii="Open Sans" w:hAnsi="Open Sans"/>
-                <w:b w:val="0"/>
-                <w:i w:val="0"/>
-                <w:color w:val="59595B"/>
-                <w:sz w:val="19"/>
-              </w:rPr>
-              <w:t>newwkisi5</w:t>
-            </w:r>
-          </w:p>
-        </w:tc>
-        <w:tc>
-          <w:tcPr>
-            <w:tcW w:type="dxa" w:w="3456"/>
-            <w:tcBorders>
-              <w:top w:val="single" w:sz="4" w:color="E9ECEF"/>
-              <w:left w:val="single" w:sz="4" w:color="E9ECEF"/>
-              <w:bottom w:val="single" w:sz="4" w:color="E9ECEF"/>
-              <w:right w:val="single" w:sz="4" w:color="E9ECEF"/>
-            </w:tcBorders>
-          </w:tcPr>
-          <w:p>
-            <w:pPr>
-              <w:spacing w:before="40" w:after="40"/>
-            </w:pPr>
-            <w:r>
-              <w:rPr>
-                <w:rFonts w:ascii="Open Sans" w:hAnsi="Open Sans"/>
-                <w:b w:val="0"/>
-                <w:i w:val="0"/>
-                <w:color w:val="59595B"/>
-                <w:sz w:val="19"/>
-              </w:rPr>
-              <w:t>ZoomInstallerFull_6.7.2.26346_64.exe</w:t>
-            </w:r>
-          </w:p>
-        </w:tc>
-        <w:tc>
-          <w:tcPr>
-            <w:tcW w:type="dxa" w:w="1152"/>
-            <w:tcBorders>
-              <w:top w:val="single" w:sz="4" w:color="E9ECEF"/>
-              <w:left w:val="single" w:sz="4" w:color="E9ECEF"/>
-              <w:bottom w:val="single" w:sz="4" w:color="E9ECEF"/>
-              <w:right w:val="single" w:sz="4" w:color="E9ECEF"/>
-            </w:tcBorders>
-          </w:tcPr>
-          <w:p>
-            <w:pPr>
-              <w:spacing w:before="40" w:after="40"/>
-            </w:pPr>
-            <w:r>
-              <w:rPr>
-                <w:rFonts w:ascii="Open Sans" w:hAnsi="Open Sans"/>
-                <w:b w:val="0"/>
-                <w:i w:val="0"/>
-                <w:color w:val="59595B"/>
-                <w:sz w:val="19"/>
-              </w:rPr>
-              <w:t>Important</w:t>
-            </w:r>
-          </w:p>
-        </w:tc>
-        <w:tc>
-          <w:tcPr>
-            <w:tcW w:type="dxa" w:w="864"/>
-            <w:tcBorders>
-              <w:top w:val="single" w:sz="4" w:color="E9ECEF"/>
-              <w:left w:val="single" w:sz="4" w:color="E9ECEF"/>
-              <w:bottom w:val="single" w:sz="4" w:color="E9ECEF"/>
-              <w:right w:val="single" w:sz="4" w:color="E9ECEF"/>
-            </w:tcBorders>
-          </w:tcPr>
-          <w:p>
-            <w:pPr>
-              <w:spacing w:before="40" w:after="40"/>
-            </w:pPr>
-            <w:r>
-              <w:rPr>
-                <w:rFonts w:ascii="Open Sans" w:hAnsi="Open Sans"/>
-                <w:b w:val="0"/>
-                <w:i w:val="0"/>
-                <w:color w:val="59595B"/>
-                <w:sz w:val="19"/>
-              </w:rPr>
-              <w:t>8</w:t>
-            </w:r>
-          </w:p>
-        </w:tc>
-        <w:tc>
-          <w:tcPr>
-            <w:tcW w:type="dxa" w:w="1872"/>
-            <w:tcBorders>
-              <w:top w:val="single" w:sz="4" w:color="E9ECEF"/>
-              <w:left w:val="single" w:sz="4" w:color="E9ECEF"/>
-              <w:bottom w:val="single" w:sz="4" w:color="E9ECEF"/>
-              <w:right w:val="single" w:sz="4" w:color="E9ECEF"/>
-            </w:tcBorders>
-          </w:tcPr>
-          <w:p>
-            <w:pPr>
-              <w:spacing w:before="40" w:after="40"/>
-            </w:pPr>
-            <w:r>
-              <w:rPr>
-                <w:rFonts w:ascii="Open Sans" w:hAnsi="Open Sans"/>
-                <w:b w:val="0"/>
-                <w:i w:val="0"/>
-                <w:color w:val="59595B"/>
-                <w:sz w:val="19"/>
-              </w:rPr>
-              <w:t>2026-02-08 08:50 UTC</w:t>
+              <w:t xml:space="preserve">  Recommendations</w:t>
             </w:r>
           </w:p>
         </w:tc>
       </w:tr>
     </w:tbl>
+    <w:p>
+      <w:pPr>
+        <w:pStyle w:val="ListBullet"/>
+        <w:spacing w:after="80"/>
+      </w:pPr>
+      <w:r>
+        <w:rPr>
+          <w:rFonts w:ascii="Open Sans" w:hAnsi="Open Sans"/>
+          <w:b/>
+          <w:i w:val="0"/>
+          <w:color w:val="1A1A2E"/>
+          <w:sz w:val="22"/>
+        </w:rPr>
+        <w:t xml:space="preserve">Verify Wake-on-LAN is enabled fleet-wide: </w:t>
+      </w:r>
+      <w:r>
+        <w:rPr>
+          <w:rFonts w:ascii="Open Sans" w:hAnsi="Open Sans"/>
+          <w:b w:val="0"/>
+          <w:i w:val="0"/>
+          <w:color w:val="59595B"/>
+          <w:sz w:val="22"/>
+        </w:rPr>
+        <w:t>4 endpoint(s) received fewer patches than the fleet average this month, which often means the device was powered off during the patch window. Enabling WoL on these machines lets the pipeline reach them automatically during the next scheduled window.</w:t>
+      </w:r>
+    </w:p>
     <w:tbl>
       <w:tblPr>
         <w:tblW w:type="auto" w:w="0"/>
@@ -5291,7 +5314,7 @@
           <w:color w:val="59595B"/>
           <w:sz w:val="22"/>
         </w:rPr>
-        <w:t>Report generated 2026-05-02 17:37 for client 'ISI' covering February 2026 (installations between the 1st and last day of the month, UTC).</w:t>
+        <w:t>Report generated 2026-05-02 18:08 for client 'ISI' covering February 2026 (installations between the 1st and last day of the month, UTC).</w:t>
       </w:r>
     </w:p>
     <w:p>
@@ -5306,7 +5329,7 @@
           <w:color w:val="59595B"/>
           <w:sz w:val="22"/>
         </w:rPr>
-        <w:t>For questions about any item in this report, or to request a different reporting cadence, contact your Technijian account manager or open a ticket via the Client Portal.</w:t>
+        <w:t>For questions about any item in this report, or to request a different reporting cadence, email support@technijian.com.</w:t>
       </w:r>
     </w:p>
     <w:sectPr>

--- a/clients/isi/me_ec/reports/ISI - ME EC Patch Activity - 2026-02.docx
+++ b/clients/isi/me_ec/reports/ISI - ME EC Patch Activity - 2026-02.docx
@@ -5013,6 +5013,512 @@
                 <w:color w:val="006DB6"/>
                 <w:sz w:val="28"/>
               </w:rPr>
+              <w:t xml:space="preserve">  Year-to-Date Patch Coverage</w:t>
+            </w:r>
+          </w:p>
+        </w:tc>
+      </w:tr>
+    </w:tbl>
+    <w:p>
+      <w:pPr>
+        <w:spacing w:after="160"/>
+      </w:pPr>
+      <w:r>
+        <w:rPr>
+          <w:rFonts w:ascii="Open Sans" w:hAnsi="Open Sans"/>
+          <w:b w:val="0"/>
+          <w:i w:val="0"/>
+          <w:color w:val="59595B"/>
+          <w:sz w:val="22"/>
+        </w:rPr>
+        <w:t>Cumulative 2026 patch deployment totals through February 2026, month by month. The running totals show Technijian's protection compounding across the calendar year.</w:t>
+      </w:r>
+    </w:p>
+    <w:tbl>
+      <w:tblPr>
+        <w:tblW w:type="auto" w:w="0"/>
+        <w:tblLayout w:type="fixed"/>
+        <w:tblLook w:firstColumn="1" w:firstRow="1" w:lastColumn="0" w:lastRow="0" w:noHBand="0" w:noVBand="1" w:val="04A0"/>
+      </w:tblPr>
+      <w:tblGrid>
+        <w:gridCol w:w="1872"/>
+        <w:gridCol w:w="1872"/>
+        <w:gridCol w:w="1872"/>
+        <w:gridCol w:w="1872"/>
+        <w:gridCol w:w="1872"/>
+      </w:tblGrid>
+      <w:tr>
+        <w:tc>
+          <w:tcPr>
+            <w:tcW w:type="dxa" w:w="1728"/>
+            <w:shd w:val="clear" w:color="auto" w:fill="006DB6"/>
+            <w:tcBorders>
+              <w:top w:val="single" w:sz="4" w:color="E9ECEF"/>
+              <w:left w:val="single" w:sz="4" w:color="E9ECEF"/>
+              <w:bottom w:val="single" w:sz="4" w:color="E9ECEF"/>
+              <w:right w:val="single" w:sz="4" w:color="E9ECEF"/>
+            </w:tcBorders>
+          </w:tcPr>
+          <w:p>
+            <w:pPr>
+              <w:spacing w:before="40" w:after="40"/>
+            </w:pPr>
+            <w:r>
+              <w:rPr>
+                <w:rFonts w:ascii="Open Sans" w:hAnsi="Open Sans"/>
+                <w:b/>
+                <w:i w:val="0"/>
+                <w:color w:val="FFFFFF"/>
+                <w:sz w:val="20"/>
+              </w:rPr>
+              <w:t>Month</w:t>
+            </w:r>
+          </w:p>
+        </w:tc>
+        <w:tc>
+          <w:tcPr>
+            <w:tcW w:type="dxa" w:w="2016"/>
+            <w:shd w:val="clear" w:color="auto" w:fill="006DB6"/>
+            <w:tcBorders>
+              <w:top w:val="single" w:sz="4" w:color="E9ECEF"/>
+              <w:left w:val="single" w:sz="4" w:color="E9ECEF"/>
+              <w:bottom w:val="single" w:sz="4" w:color="E9ECEF"/>
+              <w:right w:val="single" w:sz="4" w:color="E9ECEF"/>
+            </w:tcBorders>
+          </w:tcPr>
+          <w:p>
+            <w:pPr>
+              <w:spacing w:before="40" w:after="40"/>
+            </w:pPr>
+            <w:r>
+              <w:rPr>
+                <w:rFonts w:ascii="Open Sans" w:hAnsi="Open Sans"/>
+                <w:b/>
+                <w:i w:val="0"/>
+                <w:color w:val="FFFFFF"/>
+                <w:sz w:val="20"/>
+              </w:rPr>
+              <w:t>Patches Deployed</w:t>
+            </w:r>
+          </w:p>
+        </w:tc>
+        <w:tc>
+          <w:tcPr>
+            <w:tcW w:type="dxa" w:w="1728"/>
+            <w:shd w:val="clear" w:color="auto" w:fill="006DB6"/>
+            <w:tcBorders>
+              <w:top w:val="single" w:sz="4" w:color="E9ECEF"/>
+              <w:left w:val="single" w:sz="4" w:color="E9ECEF"/>
+              <w:bottom w:val="single" w:sz="4" w:color="E9ECEF"/>
+              <w:right w:val="single" w:sz="4" w:color="E9ECEF"/>
+            </w:tcBorders>
+          </w:tcPr>
+          <w:p>
+            <w:pPr>
+              <w:spacing w:before="40" w:after="40"/>
+            </w:pPr>
+            <w:r>
+              <w:rPr>
+                <w:rFonts w:ascii="Open Sans" w:hAnsi="Open Sans"/>
+                <w:b/>
+                <w:i w:val="0"/>
+                <w:color w:val="FFFFFF"/>
+                <w:sz w:val="20"/>
+              </w:rPr>
+              <w:t>Critical Patches</w:t>
+            </w:r>
+          </w:p>
+        </w:tc>
+        <w:tc>
+          <w:tcPr>
+            <w:tcW w:type="dxa" w:w="2016"/>
+            <w:shd w:val="clear" w:color="auto" w:fill="006DB6"/>
+            <w:tcBorders>
+              <w:top w:val="single" w:sz="4" w:color="E9ECEF"/>
+              <w:left w:val="single" w:sz="4" w:color="E9ECEF"/>
+              <w:bottom w:val="single" w:sz="4" w:color="E9ECEF"/>
+              <w:right w:val="single" w:sz="4" w:color="E9ECEF"/>
+            </w:tcBorders>
+          </w:tcPr>
+          <w:p>
+            <w:pPr>
+              <w:spacing w:before="40" w:after="40"/>
+            </w:pPr>
+            <w:r>
+              <w:rPr>
+                <w:rFonts w:ascii="Open Sans" w:hAnsi="Open Sans"/>
+                <w:b/>
+                <w:i w:val="0"/>
+                <w:color w:val="FFFFFF"/>
+                <w:sz w:val="20"/>
+              </w:rPr>
+              <w:t>Endpoints Patched</w:t>
+            </w:r>
+          </w:p>
+        </w:tc>
+        <w:tc>
+          <w:tcPr>
+            <w:tcW w:type="dxa" w:w="1440"/>
+            <w:shd w:val="clear" w:color="auto" w:fill="006DB6"/>
+            <w:tcBorders>
+              <w:top w:val="single" w:sz="4" w:color="E9ECEF"/>
+              <w:left w:val="single" w:sz="4" w:color="E9ECEF"/>
+              <w:bottom w:val="single" w:sz="4" w:color="E9ECEF"/>
+              <w:right w:val="single" w:sz="4" w:color="E9ECEF"/>
+            </w:tcBorders>
+          </w:tcPr>
+          <w:p>
+            <w:pPr>
+              <w:spacing w:before="40" w:after="40"/>
+            </w:pPr>
+            <w:r>
+              <w:rPr>
+                <w:rFonts w:ascii="Open Sans" w:hAnsi="Open Sans"/>
+                <w:b/>
+                <w:i w:val="0"/>
+                <w:color w:val="FFFFFF"/>
+                <w:sz w:val="20"/>
+              </w:rPr>
+              <w:t>YTD Total</w:t>
+            </w:r>
+          </w:p>
+        </w:tc>
+      </w:tr>
+      <w:tr>
+        <w:tc>
+          <w:tcPr>
+            <w:tcW w:type="dxa" w:w="1728"/>
+            <w:tcBorders>
+              <w:top w:val="single" w:sz="4" w:color="E9ECEF"/>
+              <w:left w:val="single" w:sz="4" w:color="E9ECEF"/>
+              <w:bottom w:val="single" w:sz="4" w:color="E9ECEF"/>
+              <w:right w:val="single" w:sz="4" w:color="E9ECEF"/>
+            </w:tcBorders>
+          </w:tcPr>
+          <w:p>
+            <w:pPr>
+              <w:spacing w:before="40" w:after="40"/>
+            </w:pPr>
+            <w:r>
+              <w:rPr>
+                <w:rFonts w:ascii="Open Sans" w:hAnsi="Open Sans"/>
+                <w:b w:val="0"/>
+                <w:i w:val="0"/>
+                <w:color w:val="59595B"/>
+                <w:sz w:val="19"/>
+              </w:rPr>
+              <w:t>January</w:t>
+            </w:r>
+          </w:p>
+        </w:tc>
+        <w:tc>
+          <w:tcPr>
+            <w:tcW w:type="dxa" w:w="2016"/>
+            <w:tcBorders>
+              <w:top w:val="single" w:sz="4" w:color="E9ECEF"/>
+              <w:left w:val="single" w:sz="4" w:color="E9ECEF"/>
+              <w:bottom w:val="single" w:sz="4" w:color="E9ECEF"/>
+              <w:right w:val="single" w:sz="4" w:color="E9ECEF"/>
+            </w:tcBorders>
+          </w:tcPr>
+          <w:p>
+            <w:pPr>
+              <w:spacing w:before="40" w:after="40"/>
+            </w:pPr>
+            <w:r>
+              <w:rPr>
+                <w:rFonts w:ascii="Open Sans" w:hAnsi="Open Sans"/>
+                <w:b w:val="0"/>
+                <w:i w:val="0"/>
+                <w:color w:val="59595B"/>
+                <w:sz w:val="19"/>
+              </w:rPr>
+              <w:t>35</w:t>
+            </w:r>
+          </w:p>
+        </w:tc>
+        <w:tc>
+          <w:tcPr>
+            <w:tcW w:type="dxa" w:w="1728"/>
+            <w:tcBorders>
+              <w:top w:val="single" w:sz="4" w:color="E9ECEF"/>
+              <w:left w:val="single" w:sz="4" w:color="E9ECEF"/>
+              <w:bottom w:val="single" w:sz="4" w:color="E9ECEF"/>
+              <w:right w:val="single" w:sz="4" w:color="E9ECEF"/>
+            </w:tcBorders>
+          </w:tcPr>
+          <w:p>
+            <w:pPr>
+              <w:spacing w:before="40" w:after="40"/>
+            </w:pPr>
+            <w:r>
+              <w:rPr>
+                <w:rFonts w:ascii="Open Sans" w:hAnsi="Open Sans"/>
+                <w:b w:val="0"/>
+                <w:i w:val="0"/>
+                <w:color w:val="59595B"/>
+                <w:sz w:val="19"/>
+              </w:rPr>
+              <w:t>0</w:t>
+            </w:r>
+          </w:p>
+        </w:tc>
+        <w:tc>
+          <w:tcPr>
+            <w:tcW w:type="dxa" w:w="2016"/>
+            <w:tcBorders>
+              <w:top w:val="single" w:sz="4" w:color="E9ECEF"/>
+              <w:left w:val="single" w:sz="4" w:color="E9ECEF"/>
+              <w:bottom w:val="single" w:sz="4" w:color="E9ECEF"/>
+              <w:right w:val="single" w:sz="4" w:color="E9ECEF"/>
+            </w:tcBorders>
+          </w:tcPr>
+          <w:p>
+            <w:pPr>
+              <w:spacing w:before="40" w:after="40"/>
+            </w:pPr>
+            <w:r>
+              <w:rPr>
+                <w:rFonts w:ascii="Open Sans" w:hAnsi="Open Sans"/>
+                <w:b w:val="0"/>
+                <w:i w:val="0"/>
+                <w:color w:val="59595B"/>
+                <w:sz w:val="19"/>
+              </w:rPr>
+              <w:t>7</w:t>
+            </w:r>
+          </w:p>
+        </w:tc>
+        <w:tc>
+          <w:tcPr>
+            <w:tcW w:type="dxa" w:w="1440"/>
+            <w:tcBorders>
+              <w:top w:val="single" w:sz="4" w:color="E9ECEF"/>
+              <w:left w:val="single" w:sz="4" w:color="E9ECEF"/>
+              <w:bottom w:val="single" w:sz="4" w:color="E9ECEF"/>
+              <w:right w:val="single" w:sz="4" w:color="E9ECEF"/>
+            </w:tcBorders>
+          </w:tcPr>
+          <w:p>
+            <w:pPr>
+              <w:spacing w:before="40" w:after="40"/>
+            </w:pPr>
+            <w:r>
+              <w:rPr>
+                <w:rFonts w:ascii="Open Sans" w:hAnsi="Open Sans"/>
+                <w:b w:val="0"/>
+                <w:i w:val="0"/>
+                <w:color w:val="59595B"/>
+                <w:sz w:val="19"/>
+              </w:rPr>
+              <w:t>35</w:t>
+            </w:r>
+          </w:p>
+        </w:tc>
+      </w:tr>
+      <w:tr>
+        <w:tc>
+          <w:tcPr>
+            <w:tcW w:type="dxa" w:w="1728"/>
+            <w:shd w:val="clear" w:color="auto" w:fill="F8F9FA"/>
+            <w:tcBorders>
+              <w:top w:val="single" w:sz="4" w:color="E9ECEF"/>
+              <w:left w:val="single" w:sz="4" w:color="E9ECEF"/>
+              <w:bottom w:val="single" w:sz="4" w:color="E9ECEF"/>
+              <w:right w:val="single" w:sz="4" w:color="E9ECEF"/>
+            </w:tcBorders>
+          </w:tcPr>
+          <w:p>
+            <w:pPr>
+              <w:spacing w:before="40" w:after="40"/>
+            </w:pPr>
+            <w:r>
+              <w:rPr>
+                <w:rFonts w:ascii="Open Sans" w:hAnsi="Open Sans"/>
+                <w:b w:val="0"/>
+                <w:i w:val="0"/>
+                <w:color w:val="59595B"/>
+                <w:sz w:val="19"/>
+              </w:rPr>
+              <w:t>February</w:t>
+            </w:r>
+          </w:p>
+        </w:tc>
+        <w:tc>
+          <w:tcPr>
+            <w:tcW w:type="dxa" w:w="2016"/>
+            <w:shd w:val="clear" w:color="auto" w:fill="F8F9FA"/>
+            <w:tcBorders>
+              <w:top w:val="single" w:sz="4" w:color="E9ECEF"/>
+              <w:left w:val="single" w:sz="4" w:color="E9ECEF"/>
+              <w:bottom w:val="single" w:sz="4" w:color="E9ECEF"/>
+              <w:right w:val="single" w:sz="4" w:color="E9ECEF"/>
+            </w:tcBorders>
+          </w:tcPr>
+          <w:p>
+            <w:pPr>
+              <w:spacing w:before="40" w:after="40"/>
+            </w:pPr>
+            <w:r>
+              <w:rPr>
+                <w:rFonts w:ascii="Open Sans" w:hAnsi="Open Sans"/>
+                <w:b w:val="0"/>
+                <w:i w:val="0"/>
+                <w:color w:val="59595B"/>
+                <w:sz w:val="19"/>
+              </w:rPr>
+              <w:t>33</w:t>
+            </w:r>
+          </w:p>
+        </w:tc>
+        <w:tc>
+          <w:tcPr>
+            <w:tcW w:type="dxa" w:w="1728"/>
+            <w:shd w:val="clear" w:color="auto" w:fill="F8F9FA"/>
+            <w:tcBorders>
+              <w:top w:val="single" w:sz="4" w:color="E9ECEF"/>
+              <w:left w:val="single" w:sz="4" w:color="E9ECEF"/>
+              <w:bottom w:val="single" w:sz="4" w:color="E9ECEF"/>
+              <w:right w:val="single" w:sz="4" w:color="E9ECEF"/>
+            </w:tcBorders>
+          </w:tcPr>
+          <w:p>
+            <w:pPr>
+              <w:spacing w:before="40" w:after="40"/>
+            </w:pPr>
+            <w:r>
+              <w:rPr>
+                <w:rFonts w:ascii="Open Sans" w:hAnsi="Open Sans"/>
+                <w:b w:val="0"/>
+                <w:i w:val="0"/>
+                <w:color w:val="59595B"/>
+                <w:sz w:val="19"/>
+              </w:rPr>
+              <w:t>0</w:t>
+            </w:r>
+          </w:p>
+        </w:tc>
+        <w:tc>
+          <w:tcPr>
+            <w:tcW w:type="dxa" w:w="2016"/>
+            <w:shd w:val="clear" w:color="auto" w:fill="F8F9FA"/>
+            <w:tcBorders>
+              <w:top w:val="single" w:sz="4" w:color="E9ECEF"/>
+              <w:left w:val="single" w:sz="4" w:color="E9ECEF"/>
+              <w:bottom w:val="single" w:sz="4" w:color="E9ECEF"/>
+              <w:right w:val="single" w:sz="4" w:color="E9ECEF"/>
+            </w:tcBorders>
+          </w:tcPr>
+          <w:p>
+            <w:pPr>
+              <w:spacing w:before="40" w:after="40"/>
+            </w:pPr>
+            <w:r>
+              <w:rPr>
+                <w:rFonts w:ascii="Open Sans" w:hAnsi="Open Sans"/>
+                <w:b w:val="0"/>
+                <w:i w:val="0"/>
+                <w:color w:val="59595B"/>
+                <w:sz w:val="19"/>
+              </w:rPr>
+              <w:t>7</w:t>
+            </w:r>
+          </w:p>
+        </w:tc>
+        <w:tc>
+          <w:tcPr>
+            <w:tcW w:type="dxa" w:w="1440"/>
+            <w:shd w:val="clear" w:color="auto" w:fill="F8F9FA"/>
+            <w:tcBorders>
+              <w:top w:val="single" w:sz="4" w:color="E9ECEF"/>
+              <w:left w:val="single" w:sz="4" w:color="E9ECEF"/>
+              <w:bottom w:val="single" w:sz="4" w:color="E9ECEF"/>
+              <w:right w:val="single" w:sz="4" w:color="E9ECEF"/>
+            </w:tcBorders>
+          </w:tcPr>
+          <w:p>
+            <w:pPr>
+              <w:spacing w:before="40" w:after="40"/>
+            </w:pPr>
+            <w:r>
+              <w:rPr>
+                <w:rFonts w:ascii="Open Sans" w:hAnsi="Open Sans"/>
+                <w:b w:val="0"/>
+                <w:i w:val="0"/>
+                <w:color w:val="59595B"/>
+                <w:sz w:val="19"/>
+              </w:rPr>
+              <w:t>68</w:t>
+            </w:r>
+          </w:p>
+        </w:tc>
+      </w:tr>
+    </w:tbl>
+    <w:p>
+      <w:pPr>
+        <w:spacing w:after="160"/>
+      </w:pPr>
+      <w:r>
+        <w:rPr>
+          <w:rFonts w:ascii="Open Sans" w:hAnsi="Open Sans"/>
+          <w:b/>
+          <w:i w:val="0"/>
+          <w:color w:val="1A1A2E"/>
+          <w:sz w:val="22"/>
+        </w:rPr>
+        <w:t>Through February 2026, Technijian has deployed 68 patches year-to-date — including 0 Critical-severity vulnerabilities closed.</w:t>
+      </w:r>
+    </w:p>
+    <w:tbl>
+      <w:tblPr>
+        <w:tblW w:type="auto" w:w="0"/>
+        <w:tblLayout w:type="fixed"/>
+        <w:tblLook w:firstColumn="1" w:firstRow="1" w:lastColumn="0" w:lastRow="0" w:noHBand="0" w:noVBand="1" w:val="04A0"/>
+      </w:tblPr>
+      <w:tblGrid>
+        <w:gridCol w:w="94"/>
+        <w:gridCol w:w="8976"/>
+      </w:tblGrid>
+      <w:tr>
+        <w:tc>
+          <w:tcPr>
+            <w:tcW w:type="dxa" w:w="94"/>
+            <w:shd w:val="clear" w:color="auto" w:fill="006DB6"/>
+            <w:tcBorders>
+              <w:top w:val="nil"/>
+              <w:left w:val="nil"/>
+              <w:bottom w:val="nil"/>
+              <w:right w:val="nil"/>
+              <w:insideH w:val="nil"/>
+              <w:insideV w:val="nil"/>
+            </w:tcBorders>
+          </w:tcPr>
+          <w:p/>
+        </w:tc>
+        <w:tc>
+          <w:tcPr>
+            <w:tcW w:type="dxa" w:w="8976"/>
+            <w:tcBorders>
+              <w:top w:val="nil"/>
+              <w:left w:val="nil"/>
+              <w:bottom w:val="nil"/>
+              <w:right w:val="nil"/>
+              <w:insideH w:val="nil"/>
+              <w:insideV w:val="nil"/>
+            </w:tcBorders>
+          </w:tcPr>
+          <w:p>
+            <w:pPr>
+              <w:spacing w:before="80" w:after="80"/>
+            </w:pPr>
+            <w:r>
+              <w:rPr>
+                <w:rFonts w:ascii="Open Sans" w:hAnsi="Open Sans"/>
+                <w:b/>
+                <w:i w:val="0"/>
+                <w:color w:val="006DB6"/>
+                <w:sz w:val="28"/>
+              </w:rPr>
               <w:t xml:space="preserve">  What Technijian Did For You</w:t>
             </w:r>
           </w:p>
@@ -5199,6 +5705,271 @@
                 <w:color w:val="006DB6"/>
                 <w:sz w:val="28"/>
               </w:rPr>
+              <w:t xml:space="preserve">  Industry News &amp; Vendor Innovations</w:t>
+            </w:r>
+          </w:p>
+        </w:tc>
+      </w:tr>
+    </w:tbl>
+    <w:p>
+      <w:pPr>
+        <w:spacing w:after="160"/>
+      </w:pPr>
+      <w:r>
+        <w:rPr>
+          <w:rFonts w:ascii="Open Sans" w:hAnsi="Open Sans"/>
+          <w:b w:val="0"/>
+          <w:i w:val="0"/>
+          <w:color w:val="59595B"/>
+          <w:sz w:val="22"/>
+        </w:rPr>
+        <w:t>ManageEngine announced no major platform changes this month. Routine detection-content updates and sensor improvements continued to roll out automatically. Technijian tracks ManageEngine's release notes monthly so future updates land in this section as they're published.</w:t>
+      </w:r>
+    </w:p>
+    <w:tbl>
+      <w:tblPr>
+        <w:tblW w:type="auto" w:w="0"/>
+        <w:tblLayout w:type="fixed"/>
+        <w:tblLook w:firstColumn="1" w:firstRow="1" w:lastColumn="0" w:lastRow="0" w:noHBand="0" w:noVBand="1" w:val="04A0"/>
+      </w:tblPr>
+      <w:tblGrid>
+        <w:gridCol w:w="94"/>
+        <w:gridCol w:w="8976"/>
+      </w:tblGrid>
+      <w:tr>
+        <w:tc>
+          <w:tcPr>
+            <w:tcW w:type="dxa" w:w="94"/>
+            <w:shd w:val="clear" w:color="auto" w:fill="006DB6"/>
+            <w:tcBorders>
+              <w:top w:val="nil"/>
+              <w:left w:val="nil"/>
+              <w:bottom w:val="nil"/>
+              <w:right w:val="nil"/>
+              <w:insideH w:val="nil"/>
+              <w:insideV w:val="nil"/>
+            </w:tcBorders>
+          </w:tcPr>
+          <w:p/>
+        </w:tc>
+        <w:tc>
+          <w:tcPr>
+            <w:tcW w:type="dxa" w:w="8976"/>
+            <w:tcBorders>
+              <w:top w:val="nil"/>
+              <w:left w:val="nil"/>
+              <w:bottom w:val="nil"/>
+              <w:right w:val="nil"/>
+              <w:insideH w:val="nil"/>
+              <w:insideV w:val="nil"/>
+            </w:tcBorders>
+          </w:tcPr>
+          <w:p>
+            <w:pPr>
+              <w:spacing w:before="80" w:after="80"/>
+            </w:pPr>
+            <w:r>
+              <w:rPr>
+                <w:rFonts w:ascii="Open Sans" w:hAnsi="Open Sans"/>
+                <w:b/>
+                <w:i w:val="0"/>
+                <w:color w:val="006DB6"/>
+                <w:sz w:val="28"/>
+              </w:rPr>
+              <w:t xml:space="preserve">  Compliance Alignment</w:t>
+            </w:r>
+          </w:p>
+        </w:tc>
+      </w:tr>
+    </w:tbl>
+    <w:p>
+      <w:pPr>
+        <w:spacing w:after="160"/>
+      </w:pPr>
+      <w:r>
+        <w:rPr>
+          <w:rFonts w:ascii="Open Sans" w:hAnsi="Open Sans"/>
+          <w:b w:val="0"/>
+          <w:i w:val="0"/>
+          <w:color w:val="59595B"/>
+          <w:sz w:val="22"/>
+        </w:rPr>
+        <w:t>This client's industry classification is Healthcare. Based on that classification, the data Technijian's stack is helping protect is most likely characterized as: PHI.</w:t>
+      </w:r>
+    </w:p>
+    <w:p>
+      <w:pPr>
+        <w:spacing w:after="160"/>
+      </w:pPr>
+      <w:r>
+        <w:rPr>
+          <w:rFonts w:ascii="Open Sans" w:hAnsi="Open Sans"/>
+          <w:b w:val="0"/>
+          <w:i w:val="0"/>
+          <w:color w:val="59595B"/>
+          <w:sz w:val="21"/>
+        </w:rPr>
+        <w:t>All endpoints handle Protected Health Information (PHI). HIPAA Security Rule (45 CFR §164.302-318) requires administrative, physical, and technical safeguards. The HITECH Act extends breach-notification and audit obligations. California CMIA (Civil Code §56) adds state-specific patient confidentiality rules.</w:t>
+      </w:r>
+    </w:p>
+    <w:p>
+      <w:pPr>
+        <w:spacing w:after="160"/>
+      </w:pPr>
+      <w:r>
+        <w:rPr>
+          <w:rFonts w:ascii="Open Sans" w:hAnsi="Open Sans"/>
+          <w:b/>
+          <w:i w:val="0"/>
+          <w:color w:val="1A1A2E"/>
+          <w:sz w:val="22"/>
+        </w:rPr>
+        <w:t>How Technijian's monitoring stack supports each framework:</w:t>
+      </w:r>
+    </w:p>
+    <w:p>
+      <w:pPr>
+        <w:pStyle w:val="ListBullet"/>
+        <w:spacing w:after="80"/>
+      </w:pPr>
+      <w:r>
+        <w:rPr>
+          <w:rFonts w:ascii="Open Sans" w:hAnsi="Open Sans"/>
+          <w:b/>
+          <w:i w:val="0"/>
+          <w:color w:val="1A1A2E"/>
+          <w:sz w:val="22"/>
+        </w:rPr>
+        <w:t xml:space="preserve">HIPAA: </w:t>
+      </w:r>
+      <w:r>
+        <w:rPr>
+          <w:rFonts w:ascii="Open Sans" w:hAnsi="Open Sans"/>
+          <w:b w:val="0"/>
+          <w:i w:val="0"/>
+          <w:color w:val="59595B"/>
+          <w:sz w:val="22"/>
+        </w:rPr>
+        <w:t>endpoint detection &amp; response (Huntress + CrowdStrike), patch management (Endpoint Central), access auditing, and 24x7 incident response satisfy the technical safeguard requirements of 45 CFR §164.312 (access control, audit controls, integrity, transmission security).</w:t>
+      </w:r>
+    </w:p>
+    <w:p>
+      <w:pPr>
+        <w:pStyle w:val="ListBullet"/>
+        <w:spacing w:after="80"/>
+      </w:pPr>
+      <w:r>
+        <w:rPr>
+          <w:rFonts w:ascii="Open Sans" w:hAnsi="Open Sans"/>
+          <w:b/>
+          <w:i w:val="0"/>
+          <w:color w:val="1A1A2E"/>
+          <w:sz w:val="22"/>
+        </w:rPr>
+        <w:t xml:space="preserve">HITECH: </w:t>
+      </w:r>
+      <w:r>
+        <w:rPr>
+          <w:rFonts w:ascii="Open Sans" w:hAnsi="Open Sans"/>
+          <w:b w:val="0"/>
+          <w:i w:val="0"/>
+          <w:color w:val="59595B"/>
+          <w:sz w:val="22"/>
+        </w:rPr>
+        <w:t>automated detection of suspicious access events and Technijian's documented incident-response process keeps the breach-notification clock from running silently — any potential PHI exposure is investigated and timestamped within hours.</w:t>
+      </w:r>
+    </w:p>
+    <w:p>
+      <w:pPr>
+        <w:pStyle w:val="ListBullet"/>
+        <w:spacing w:after="80"/>
+      </w:pPr>
+      <w:r>
+        <w:rPr>
+          <w:rFonts w:ascii="Open Sans" w:hAnsi="Open Sans"/>
+          <w:b/>
+          <w:i w:val="0"/>
+          <w:color w:val="1A1A2E"/>
+          <w:sz w:val="22"/>
+        </w:rPr>
+        <w:t xml:space="preserve">California CMIA: </w:t>
+      </w:r>
+      <w:r>
+        <w:rPr>
+          <w:rFonts w:ascii="Open Sans" w:hAnsi="Open Sans"/>
+          <w:b w:val="0"/>
+          <w:i w:val="0"/>
+          <w:color w:val="59595B"/>
+          <w:sz w:val="22"/>
+        </w:rPr>
+        <w:t>the same access-auditing and detection pipeline that supports HIPAA also covers California's stricter CMIA confidentiality requirements for medical information.</w:t>
+      </w:r>
+    </w:p>
+    <w:p>
+      <w:pPr>
+        <w:spacing w:after="160"/>
+      </w:pPr>
+      <w:r>
+        <w:rPr>
+          <w:rFonts w:ascii="Open Sans" w:hAnsi="Open Sans"/>
+          <w:b w:val="0"/>
+          <w:i w:val="0"/>
+          <w:color w:val="59595B"/>
+          <w:sz w:val="19"/>
+        </w:rPr>
+        <w:t>This classification was generated automatically from the client's name and contact-domain signals. If the industry or compliance scope shown here doesn't match your operations, please reply to this report and we'll update the classification — Technijian's team can also produce a deeper compliance-posture report on request.</w:t>
+      </w:r>
+    </w:p>
+    <w:tbl>
+      <w:tblPr>
+        <w:tblW w:type="auto" w:w="0"/>
+        <w:tblLayout w:type="fixed"/>
+        <w:tblLook w:firstColumn="1" w:firstRow="1" w:lastColumn="0" w:lastRow="0" w:noHBand="0" w:noVBand="1" w:val="04A0"/>
+      </w:tblPr>
+      <w:tblGrid>
+        <w:gridCol w:w="94"/>
+        <w:gridCol w:w="8976"/>
+      </w:tblGrid>
+      <w:tr>
+        <w:tc>
+          <w:tcPr>
+            <w:tcW w:type="dxa" w:w="94"/>
+            <w:shd w:val="clear" w:color="auto" w:fill="006DB6"/>
+            <w:tcBorders>
+              <w:top w:val="nil"/>
+              <w:left w:val="nil"/>
+              <w:bottom w:val="nil"/>
+              <w:right w:val="nil"/>
+              <w:insideH w:val="nil"/>
+              <w:insideV w:val="nil"/>
+            </w:tcBorders>
+          </w:tcPr>
+          <w:p/>
+        </w:tc>
+        <w:tc>
+          <w:tcPr>
+            <w:tcW w:type="dxa" w:w="8976"/>
+            <w:tcBorders>
+              <w:top w:val="nil"/>
+              <w:left w:val="nil"/>
+              <w:bottom w:val="nil"/>
+              <w:right w:val="nil"/>
+              <w:insideH w:val="nil"/>
+              <w:insideV w:val="nil"/>
+            </w:tcBorders>
+          </w:tcPr>
+          <w:p>
+            <w:pPr>
+              <w:spacing w:before="80" w:after="80"/>
+            </w:pPr>
+            <w:r>
+              <w:rPr>
+                <w:rFonts w:ascii="Open Sans" w:hAnsi="Open Sans"/>
+                <w:b/>
+                <w:i w:val="0"/>
+                <w:color w:val="006DB6"/>
+                <w:sz w:val="28"/>
+              </w:rPr>
               <w:t xml:space="preserve">  Recommendations</w:t>
             </w:r>
           </w:p>
@@ -5314,7 +6085,7 @@
           <w:color w:val="59595B"/>
           <w:sz w:val="22"/>
         </w:rPr>
-        <w:t>Report generated 2026-05-02 18:08 for client 'ISI' covering February 2026 (installations between the 1st and last day of the month, UTC).</w:t>
+        <w:t>Report generated 2026-05-02 19:02 for client 'ISI' covering February 2026 (installations between the 1st and last day of the month, UTC).</w:t>
       </w:r>
     </w:p>
     <w:p>

--- a/clients/isi/me_ec/reports/ISI - ME EC Patch Activity - 2026-02.docx
+++ b/clients/isi/me_ec/reports/ISI - ME EC Patch Activity - 2026-02.docx
@@ -5655,6 +5655,116 @@
         <w:t>patch scan health, deployment status, distribution server connectivity, and endpoint check-in were all under continuous monitoring throughout the month.</w:t>
       </w:r>
     </w:p>
+    <w:p>
+      <w:pPr>
+        <w:spacing w:after="160"/>
+      </w:pPr>
+      <w:r>
+        <w:rPr>
+          <w:rFonts w:ascii="Open Sans" w:hAnsi="Open Sans"/>
+          <w:b/>
+          <w:i w:val="0"/>
+          <w:color w:val="1A1A2E"/>
+          <w:sz w:val="24"/>
+        </w:rPr>
+        <w:t>Specific work delivered this month</w:t>
+      </w:r>
+    </w:p>
+    <w:p>
+      <w:pPr>
+        <w:spacing w:after="160"/>
+      </w:pPr>
+      <w:r>
+        <w:rPr>
+          <w:rFonts w:ascii="Open Sans" w:hAnsi="Open Sans"/>
+          <w:b w:val="0"/>
+          <w:i w:val="0"/>
+          <w:color w:val="59595B"/>
+          <w:sz w:val="22"/>
+        </w:rPr>
+        <w:t>These items are pulled directly from the time entries and tickets logged by Technijian's team during the period — actual work, not estimates.</w:t>
+      </w:r>
+    </w:p>
+    <w:p>
+      <w:pPr>
+        <w:pStyle w:val="ListBullet"/>
+        <w:spacing w:after="80"/>
+      </w:pPr>
+      <w:r>
+        <w:rPr>
+          <w:rFonts w:ascii="Open Sans" w:hAnsi="Open Sans"/>
+          <w:b w:val="0"/>
+          <w:i w:val="0"/>
+          <w:color w:val="59595B"/>
+          <w:sz w:val="22"/>
+        </w:rPr>
+        <w:t>Missing Patches are Successfully Retried/Deployed on ISI-HQ-DB-01 (handled by D. Bhardwaj) — 0.2h of tech effort</w:t>
+      </w:r>
+    </w:p>
+    <w:p>
+      <w:pPr>
+        <w:pStyle w:val="ListBullet"/>
+        <w:spacing w:after="80"/>
+      </w:pPr>
+      <w:r>
+        <w:rPr>
+          <w:rFonts w:ascii="Open Sans" w:hAnsi="Open Sans"/>
+          <w:b w:val="0"/>
+          <w:i w:val="0"/>
+          <w:color w:val="59595B"/>
+          <w:sz w:val="22"/>
+        </w:rPr>
+        <w:t>Server ISI-HQ-DB-01,ISI-HQ-AD-01 pending for reboot after APD (handled by S. Sharma) — 0.7h of tech effort</w:t>
+      </w:r>
+    </w:p>
+    <w:p>
+      <w:pPr>
+        <w:pStyle w:val="ListBullet"/>
+        <w:spacing w:after="80"/>
+      </w:pPr>
+      <w:r>
+        <w:rPr>
+          <w:rFonts w:ascii="Open Sans" w:hAnsi="Open Sans"/>
+          <w:b w:val="0"/>
+          <w:i w:val="0"/>
+          <w:color w:val="59595B"/>
+          <w:sz w:val="22"/>
+        </w:rPr>
+        <w:t>ISI Servers pending for reboot &amp; updates after APD (handled by A. Saraf) — 1.2h of tech effort</w:t>
+      </w:r>
+    </w:p>
+    <w:p>
+      <w:pPr>
+        <w:pStyle w:val="ListBullet"/>
+        <w:spacing w:after="80"/>
+      </w:pPr>
+      <w:r>
+        <w:rPr>
+          <w:rFonts w:ascii="Open Sans" w:hAnsi="Open Sans"/>
+          <w:b w:val="0"/>
+          <w:i w:val="0"/>
+          <w:color w:val="59595B"/>
+          <w:sz w:val="22"/>
+        </w:rPr>
+        <w:t>Server ISI-HQ-DB-01,ISI-HQ-AD-01 pending for reboot after APD — 0.7h on 2026-02-15</w:t>
+      </w:r>
+    </w:p>
+    <w:p>
+      <w:pPr>
+        <w:pStyle w:val="ListBullet"/>
+        <w:spacing w:after="80"/>
+      </w:pPr>
+      <w:r>
+        <w:rPr>
+          <w:rFonts w:ascii="Open Sans" w:hAnsi="Open Sans"/>
+          <w:b w:val="0"/>
+          <w:i w:val="0"/>
+          <w:color w:val="59595B"/>
+          <w:sz w:val="22"/>
+        </w:rPr>
+        <w:t>Missing Patches are Successfully Retried/Deployed on ISI-HQ-DB-01 — 0.2h on 2026-02-26</w:t>
+      </w:r>
+    </w:p>
     <w:tbl>
       <w:tblPr>
         <w:tblW w:type="auto" w:w="0"/>
@@ -6085,7 +6195,7 @@
           <w:color w:val="59595B"/>
           <w:sz w:val="22"/>
         </w:rPr>
-        <w:t>Report generated 2026-05-02 19:02 for client 'ISI' covering February 2026 (installations between the 1st and last day of the month, UTC).</w:t>
+        <w:t>Report generated 2026-05-02 20:00 for client 'ISI' covering February 2026 (installations between the 1st and last day of the month, UTC).</w:t>
       </w:r>
     </w:p>
     <w:p>
